--- a/docs/Content/Fall2026_Wu.docx
+++ b/docs/Content/Fall2026_Wu.docx
@@ -74,6 +74,7 @@
           <w:szCs w:val="24"/>
         </w:rPr>
       </w:pPr>
+      <w:proofErr w:type="gramStart"/>
       <w:r>
         <w:rPr>
           <w:rFonts w:ascii="Times New Roman" w:hAnsi="Times New Roman" w:cs="Times New Roman" w:hint="eastAsia"/>
@@ -98,7 +99,16 @@
           <w:sz w:val="24"/>
           <w:szCs w:val="24"/>
         </w:rPr>
-        <w:t xml:space="preserve">Geography (GEOG) </w:t>
+        <w:t>Geography</w:t>
+      </w:r>
+      <w:proofErr w:type="gramEnd"/>
+      <w:r>
+        <w:rPr>
+          <w:rFonts w:ascii="Times New Roman" w:hAnsi="Times New Roman" w:cs="Times New Roman"/>
+          <w:sz w:val="24"/>
+          <w:szCs w:val="24"/>
+        </w:rPr>
+        <w:t xml:space="preserve"> (GEOG) </w:t>
       </w:r>
       <w:r>
         <w:rPr>
@@ -418,12 +428,19 @@
         <w:rPr>
           <w:rFonts w:cstheme="minorHAnsi"/>
         </w:rPr>
-        <w:t xml:space="preserve">Preferred availability: </w:t>
-      </w:r>
+        <w:t>Preferred availability</w:t>
+      </w:r>
+      <w:proofErr w:type="gramStart"/>
       <w:r>
         <w:rPr>
           <w:rFonts w:cstheme="minorHAnsi"/>
         </w:rPr>
+        <w:t xml:space="preserve">: </w:t>
+      </w:r>
+      <w:r>
+        <w:rPr>
+          <w:rFonts w:cstheme="minorHAnsi"/>
+        </w:rPr>
         <w:t xml:space="preserve"> </w:t>
       </w:r>
       <w:r>
@@ -438,6 +455,7 @@
         </w:rPr>
         <w:t>W</w:t>
       </w:r>
+      <w:proofErr w:type="gramEnd"/>
       <w:r>
         <w:rPr>
           <w:rFonts w:cstheme="minorHAnsi"/>
@@ -625,8 +643,18 @@
           <w:sz w:val="24"/>
           <w:szCs w:val="24"/>
         </w:rPr>
-        <w:t xml:space="preserve"> StoryMap</w:t>
-      </w:r>
+        <w:t xml:space="preserve"> </w:t>
+      </w:r>
+      <w:proofErr w:type="spellStart"/>
+      <w:r>
+        <w:rPr>
+          <w:rFonts w:ascii="Times New Roman" w:hAnsi="Times New Roman" w:cs="Times New Roman" w:hint="eastAsia"/>
+          <w:sz w:val="24"/>
+          <w:szCs w:val="24"/>
+        </w:rPr>
+        <w:t>StoryMap</w:t>
+      </w:r>
+      <w:proofErr w:type="spellEnd"/>
       <w:r>
         <w:rPr>
           <w:rFonts w:ascii="Times New Roman" w:hAnsi="Times New Roman" w:cs="Times New Roman"/>
@@ -926,7 +954,25 @@
           <w:sz w:val="24"/>
           <w:szCs w:val="24"/>
         </w:rPr>
-        <w:t>Create interactive geographic stories using ArcGIS StoryMaps and 3D web scenes.</w:t>
+        <w:t xml:space="preserve">Create interactive geographic stories using ArcGIS </w:t>
+      </w:r>
+      <w:proofErr w:type="spellStart"/>
+      <w:r>
+        <w:rPr>
+          <w:rFonts w:ascii="Times New Roman" w:hAnsi="Times New Roman" w:cs="Times New Roman"/>
+          <w:sz w:val="24"/>
+          <w:szCs w:val="24"/>
+        </w:rPr>
+        <w:t>StoryMaps</w:t>
+      </w:r>
+      <w:proofErr w:type="spellEnd"/>
+      <w:r>
+        <w:rPr>
+          <w:rFonts w:ascii="Times New Roman" w:hAnsi="Times New Roman" w:cs="Times New Roman"/>
+          <w:sz w:val="24"/>
+          <w:szCs w:val="24"/>
+        </w:rPr>
+        <w:t xml:space="preserve"> and 3D web scenes.</w:t>
       </w:r>
     </w:p>
     <w:p>
@@ -1012,7 +1058,25 @@
           <w:sz w:val="24"/>
           <w:szCs w:val="24"/>
         </w:rPr>
-        <w:t>Create interactive Web GIS applications using ArcGIS Hub, Dashboards, Experience Builder, and StoryMaps.</w:t>
+        <w:t xml:space="preserve">Create interactive Web GIS applications using ArcGIS Hub, Dashboards, Experience Builder, and </w:t>
+      </w:r>
+      <w:proofErr w:type="spellStart"/>
+      <w:r>
+        <w:rPr>
+          <w:rFonts w:ascii="Times New Roman" w:hAnsi="Times New Roman" w:cs="Times New Roman"/>
+          <w:sz w:val="24"/>
+          <w:szCs w:val="24"/>
+        </w:rPr>
+        <w:t>StoryMaps</w:t>
+      </w:r>
+      <w:proofErr w:type="spellEnd"/>
+      <w:r>
+        <w:rPr>
+          <w:rFonts w:ascii="Times New Roman" w:hAnsi="Times New Roman" w:cs="Times New Roman"/>
+          <w:sz w:val="24"/>
+          <w:szCs w:val="24"/>
+        </w:rPr>
+        <w:t>.</w:t>
       </w:r>
     </w:p>
     <w:p>
@@ -1071,7 +1135,25 @@
           <w:sz w:val="24"/>
           <w:szCs w:val="24"/>
         </w:rPr>
-        <w:t xml:space="preserve"> firmly believe that students learn via engagement and doing. As a result, </w:t>
+        <w:t xml:space="preserve"> firmly </w:t>
+      </w:r>
+      <w:proofErr w:type="gramStart"/>
+      <w:r>
+        <w:rPr>
+          <w:rFonts w:ascii="Times New Roman" w:hAnsi="Times New Roman" w:cs="Times New Roman"/>
+          <w:sz w:val="24"/>
+          <w:szCs w:val="24"/>
+        </w:rPr>
+        <w:t>believe</w:t>
+      </w:r>
+      <w:proofErr w:type="gramEnd"/>
+      <w:r>
+        <w:rPr>
+          <w:rFonts w:ascii="Times New Roman" w:hAnsi="Times New Roman" w:cs="Times New Roman"/>
+          <w:sz w:val="24"/>
+          <w:szCs w:val="24"/>
+        </w:rPr>
+        <w:t xml:space="preserve"> that students learn via engagement and doing. As a result, </w:t>
       </w:r>
       <w:r>
         <w:rPr>
@@ -1216,6 +1298,7 @@
         </w:rPr>
         <w:t xml:space="preserve">by </w:t>
       </w:r>
+      <w:proofErr w:type="spellStart"/>
       <w:r>
         <w:rPr>
           <w:rFonts w:ascii="Times New Roman" w:hAnsi="Times New Roman" w:cs="Times New Roman"/>
@@ -1224,7 +1307,18 @@
           <w:sz w:val="24"/>
           <w:szCs w:val="24"/>
         </w:rPr>
-        <w:t>Pinde Fu</w:t>
+        <w:t>Pinde</w:t>
+      </w:r>
+      <w:proofErr w:type="spellEnd"/>
+      <w:r>
+        <w:rPr>
+          <w:rFonts w:ascii="Times New Roman" w:hAnsi="Times New Roman" w:cs="Times New Roman"/>
+          <w:i/>
+          <w:iCs/>
+          <w:sz w:val="24"/>
+          <w:szCs w:val="24"/>
+        </w:rPr>
+        <w:t xml:space="preserve"> Fu</w:t>
       </w:r>
       <w:r>
         <w:rPr>
@@ -1282,7 +1376,29 @@
           <w:sz w:val="24"/>
           <w:szCs w:val="24"/>
         </w:rPr>
-        <w:t>Getting to Know Web GIS, by Pinde Fu</w:t>
+        <w:t xml:space="preserve">Getting to Know Web GIS, by </w:t>
+      </w:r>
+      <w:proofErr w:type="spellStart"/>
+      <w:r>
+        <w:rPr>
+          <w:rFonts w:ascii="Times New Roman" w:hAnsi="Times New Roman" w:cs="Times New Roman"/>
+          <w:i/>
+          <w:iCs/>
+          <w:sz w:val="24"/>
+          <w:szCs w:val="24"/>
+        </w:rPr>
+        <w:t>Pinde</w:t>
+      </w:r>
+      <w:proofErr w:type="spellEnd"/>
+      <w:r>
+        <w:rPr>
+          <w:rFonts w:ascii="Times New Roman" w:hAnsi="Times New Roman" w:cs="Times New Roman"/>
+          <w:i/>
+          <w:iCs/>
+          <w:sz w:val="24"/>
+          <w:szCs w:val="24"/>
+        </w:rPr>
+        <w:t xml:space="preserve"> Fu</w:t>
       </w:r>
       <w:r>
         <w:rPr>
@@ -2359,8 +2475,16 @@
               <w:rPr>
                 <w:rFonts w:eastAsia="SimSun" w:hint="eastAsia"/>
               </w:rPr>
-              <w:t>ArcGIS StoryMaps</w:t>
-            </w:r>
+              <w:t xml:space="preserve">ArcGIS </w:t>
+            </w:r>
+            <w:proofErr w:type="spellStart"/>
+            <w:r>
+              <w:rPr>
+                <w:rFonts w:eastAsia="SimSun" w:hint="eastAsia"/>
+              </w:rPr>
+              <w:t>StoryMaps</w:t>
+            </w:r>
+            <w:proofErr w:type="spellEnd"/>
           </w:p>
         </w:tc>
         <w:tc>
@@ -2526,12 +2650,14 @@
               </w:rPr>
               <w:t xml:space="preserve">&amp; </w:t>
             </w:r>
+            <w:proofErr w:type="spellStart"/>
             <w:r>
               <w:rPr>
                 <w:rFonts w:eastAsia="SimSun"/>
               </w:rPr>
               <w:t>StoryMaps</w:t>
             </w:r>
+            <w:proofErr w:type="spellEnd"/>
           </w:p>
         </w:tc>
         <w:tc>
@@ -4403,7 +4529,34 @@
           <w:sz w:val="24"/>
           <w:szCs w:val="24"/>
         </w:rPr>
-        <w:t xml:space="preserve">. The detailed showed in the </w:t>
+        <w:t xml:space="preserve">. The detailed </w:t>
+      </w:r>
+      <w:proofErr w:type="gramStart"/>
+      <w:r>
+        <w:rPr>
+          <w:rFonts w:ascii="Times New Roman" w:hAnsi="Times New Roman" w:cs="Times New Roman"/>
+          <w:sz w:val="24"/>
+          <w:szCs w:val="24"/>
+        </w:rPr>
+        <w:t>showed</w:t>
+      </w:r>
+      <w:proofErr w:type="gramEnd"/>
+      <w:r>
+        <w:rPr>
+          <w:rFonts w:ascii="Times New Roman" w:hAnsi="Times New Roman" w:cs="Times New Roman"/>
+          <w:sz w:val="24"/>
+          <w:szCs w:val="24"/>
+        </w:rPr>
+        <w:t xml:space="preserve"> in </w:t>
+      </w:r>
+      <w:proofErr w:type="gramStart"/>
+      <w:r>
+        <w:rPr>
+          <w:rFonts w:ascii="Times New Roman" w:hAnsi="Times New Roman" w:cs="Times New Roman"/>
+          <w:sz w:val="24"/>
+          <w:szCs w:val="24"/>
+        </w:rPr>
+        <w:t xml:space="preserve">the </w:t>
       </w:r>
       <w:r>
         <w:rPr>
@@ -4413,6 +4566,7 @@
         </w:rPr>
         <w:t>Table</w:t>
       </w:r>
+      <w:proofErr w:type="gramEnd"/>
       <w:r>
         <w:rPr>
           <w:rFonts w:ascii="Times New Roman" w:hAnsi="Times New Roman" w:cs="Times New Roman"/>
@@ -4497,7 +4651,25 @@
           <w:sz w:val="24"/>
           <w:szCs w:val="24"/>
         </w:rPr>
-        <w:t xml:space="preserve">be completed in a timely manner. Some bonus exercises maybe provided. </w:t>
+        <w:t xml:space="preserve">be completed in a timely manner. Some bonus exercises </w:t>
+      </w:r>
+      <w:proofErr w:type="gramStart"/>
+      <w:r>
+        <w:rPr>
+          <w:rFonts w:ascii="Times New Roman" w:hAnsi="Times New Roman" w:cs="Times New Roman"/>
+          <w:sz w:val="24"/>
+          <w:szCs w:val="24"/>
+        </w:rPr>
+        <w:t>maybe</w:t>
+      </w:r>
+      <w:proofErr w:type="gramEnd"/>
+      <w:r>
+        <w:rPr>
+          <w:rFonts w:ascii="Times New Roman" w:hAnsi="Times New Roman" w:cs="Times New Roman"/>
+          <w:sz w:val="24"/>
+          <w:szCs w:val="24"/>
+        </w:rPr>
+        <w:t xml:space="preserve"> provided. </w:t>
       </w:r>
       <w:r>
         <w:rPr>
@@ -4761,11 +4933,19 @@
             </w:pPr>
             <w:r>
               <w:rPr>
+                <w:rFonts w:ascii="Times New Roman" w:hAnsi="Times New Roman" w:cs="Times New Roman" w:hint="eastAsia"/>
+                <w:sz w:val="24"/>
+                <w:szCs w:val="24"/>
+              </w:rPr>
+              <w:t>5</w:t>
+            </w:r>
+            <w:r>
+              <w:rPr>
                 <w:rFonts w:ascii="Times New Roman" w:hAnsi="Times New Roman" w:cs="Times New Roman"/>
                 <w:sz w:val="24"/>
                 <w:szCs w:val="24"/>
               </w:rPr>
-              <w:t>50</w:t>
+              <w:t>0</w:t>
             </w:r>
             <w:r>
               <w:rPr>
@@ -4777,11 +4957,19 @@
             </w:r>
             <w:r>
               <w:rPr>
+                <w:rFonts w:ascii="Times New Roman" w:hAnsi="Times New Roman" w:cs="Times New Roman" w:hint="eastAsia"/>
+                <w:sz w:val="24"/>
+                <w:szCs w:val="24"/>
+              </w:rPr>
+              <w:t>5</w:t>
+            </w:r>
+            <w:r>
+              <w:rPr>
                 <w:rFonts w:ascii="Times New Roman" w:hAnsi="Times New Roman" w:cs="Times New Roman"/>
                 <w:sz w:val="24"/>
                 <w:szCs w:val="24"/>
               </w:rPr>
-              <w:t>500</w:t>
+              <w:t>00</w:t>
             </w:r>
             <w:r>
               <w:rPr>
@@ -5071,7 +5259,25 @@
                 <w:sz w:val="24"/>
                 <w:szCs w:val="24"/>
               </w:rPr>
-              <w:t xml:space="preserve">Final ArcGIS StoryMap Submission </w:t>
+              <w:t xml:space="preserve">Final ArcGIS </w:t>
+            </w:r>
+            <w:proofErr w:type="spellStart"/>
+            <w:r>
+              <w:rPr>
+                <w:rFonts w:ascii="Times New Roman" w:hAnsi="Times New Roman" w:cs="Times New Roman"/>
+                <w:sz w:val="24"/>
+                <w:szCs w:val="24"/>
+              </w:rPr>
+              <w:t>StoryMap</w:t>
+            </w:r>
+            <w:proofErr w:type="spellEnd"/>
+            <w:r>
+              <w:rPr>
+                <w:rFonts w:ascii="Times New Roman" w:hAnsi="Times New Roman" w:cs="Times New Roman"/>
+                <w:sz w:val="24"/>
+                <w:szCs w:val="24"/>
+              </w:rPr>
+              <w:t xml:space="preserve"> Submission </w:t>
             </w:r>
           </w:p>
         </w:tc>
@@ -5794,6 +6000,8 @@
         </w:rPr>
         <w:t xml:space="preserve"> The project is </w:t>
       </w:r>
+      <w:proofErr w:type="spellStart"/>
+      <w:proofErr w:type="gramStart"/>
       <w:r>
         <w:rPr>
           <w:rFonts w:ascii="Times New Roman" w:hAnsi="Times New Roman" w:cs="Times New Roman"/>
@@ -5802,6 +6010,8 @@
         </w:rPr>
         <w:t>a</w:t>
       </w:r>
+      <w:proofErr w:type="spellEnd"/>
+      <w:proofErr w:type="gramEnd"/>
       <w:r>
         <w:rPr>
           <w:rFonts w:ascii="Times New Roman" w:hAnsi="Times New Roman" w:cs="Times New Roman"/>
@@ -6065,7 +6275,43 @@
           <w:sz w:val="24"/>
           <w:szCs w:val="24"/>
         </w:rPr>
-        <w:t>A final ArcGIS StoryMap that presents the project as a clear and engaging geographic story. Students should integrate appropriate GIS applications and multimedia elements learned in this course and submit a published StoryMap link.</w:t>
+        <w:t xml:space="preserve">A final ArcGIS </w:t>
+      </w:r>
+      <w:proofErr w:type="spellStart"/>
+      <w:r>
+        <w:rPr>
+          <w:rFonts w:ascii="Times New Roman" w:hAnsi="Times New Roman" w:cs="Times New Roman"/>
+          <w:sz w:val="24"/>
+          <w:szCs w:val="24"/>
+        </w:rPr>
+        <w:t>StoryMap</w:t>
+      </w:r>
+      <w:proofErr w:type="spellEnd"/>
+      <w:r>
+        <w:rPr>
+          <w:rFonts w:ascii="Times New Roman" w:hAnsi="Times New Roman" w:cs="Times New Roman"/>
+          <w:sz w:val="24"/>
+          <w:szCs w:val="24"/>
+        </w:rPr>
+        <w:t xml:space="preserve"> that presents the project as a clear and engaging geographic story. Students should integrate appropriate GIS applications and multimedia elements learned in this course and submit a published </w:t>
+      </w:r>
+      <w:proofErr w:type="spellStart"/>
+      <w:r>
+        <w:rPr>
+          <w:rFonts w:ascii="Times New Roman" w:hAnsi="Times New Roman" w:cs="Times New Roman"/>
+          <w:sz w:val="24"/>
+          <w:szCs w:val="24"/>
+        </w:rPr>
+        <w:t>StoryMap</w:t>
+      </w:r>
+      <w:proofErr w:type="spellEnd"/>
+      <w:r>
+        <w:rPr>
+          <w:rFonts w:ascii="Times New Roman" w:hAnsi="Times New Roman" w:cs="Times New Roman"/>
+          <w:sz w:val="24"/>
+          <w:szCs w:val="24"/>
+        </w:rPr>
+        <w:t xml:space="preserve"> link.</w:t>
       </w:r>
     </w:p>
     <w:p>
@@ -6320,7 +6566,35 @@
           <w:sz w:val="24"/>
           <w:szCs w:val="24"/>
         </w:rPr>
-        <w:t xml:space="preserve"> may jeopardize students’ grades and the instructor reserves the right to remove you from the class permanently. </w:t>
+        <w:t xml:space="preserve"> may jeopardize students’ </w:t>
+      </w:r>
+      <w:proofErr w:type="gramStart"/>
+      <w:r>
+        <w:rPr>
+          <w:rFonts w:ascii="Times New Roman" w:hAnsi="Times New Roman" w:cs="Times New Roman"/>
+          <w:b/>
+          <w:bCs/>
+          <w:i/>
+          <w:iCs/>
+          <w:color w:val="000000" w:themeColor="text1"/>
+          <w:sz w:val="24"/>
+          <w:szCs w:val="24"/>
+        </w:rPr>
+        <w:t>grades</w:t>
+      </w:r>
+      <w:proofErr w:type="gramEnd"/>
+      <w:r>
+        <w:rPr>
+          <w:rFonts w:ascii="Times New Roman" w:hAnsi="Times New Roman" w:cs="Times New Roman"/>
+          <w:b/>
+          <w:bCs/>
+          <w:i/>
+          <w:iCs/>
+          <w:color w:val="000000" w:themeColor="text1"/>
+          <w:sz w:val="24"/>
+          <w:szCs w:val="24"/>
+        </w:rPr>
+        <w:t xml:space="preserve"> and the instructor reserves the right to remove you from the class permanently. </w:t>
       </w:r>
       <w:bookmarkEnd w:id="0"/>
     </w:p>
@@ -6423,7 +6697,25 @@
           <w:sz w:val="24"/>
           <w:szCs w:val="24"/>
         </w:rPr>
-        <w:t>Computers are permitted for note-taking only.</w:t>
+        <w:t xml:space="preserve">Computers are permitted for </w:t>
+      </w:r>
+      <w:proofErr w:type="gramStart"/>
+      <w:r>
+        <w:rPr>
+          <w:rFonts w:ascii="Times New Roman" w:hAnsi="Times New Roman" w:cs="Times New Roman"/>
+          <w:sz w:val="24"/>
+          <w:szCs w:val="24"/>
+        </w:rPr>
+        <w:t>note-taking</w:t>
+      </w:r>
+      <w:proofErr w:type="gramEnd"/>
+      <w:r>
+        <w:rPr>
+          <w:rFonts w:ascii="Times New Roman" w:hAnsi="Times New Roman" w:cs="Times New Roman"/>
+          <w:sz w:val="24"/>
+          <w:szCs w:val="24"/>
+        </w:rPr>
+        <w:t xml:space="preserve"> only.</w:t>
       </w:r>
     </w:p>
     <w:p>
@@ -6498,7 +6790,25 @@
           <w:sz w:val="24"/>
           <w:szCs w:val="24"/>
         </w:rPr>
-        <w:t>No eCigarettes permitted in the classroom.</w:t>
+        <w:t xml:space="preserve">No </w:t>
+      </w:r>
+      <w:proofErr w:type="spellStart"/>
+      <w:r>
+        <w:rPr>
+          <w:rFonts w:ascii="Times New Roman" w:hAnsi="Times New Roman" w:cs="Times New Roman"/>
+          <w:sz w:val="24"/>
+          <w:szCs w:val="24"/>
+        </w:rPr>
+        <w:t>eCigarettes</w:t>
+      </w:r>
+      <w:proofErr w:type="spellEnd"/>
+      <w:r>
+        <w:rPr>
+          <w:rFonts w:ascii="Times New Roman" w:hAnsi="Times New Roman" w:cs="Times New Roman"/>
+          <w:sz w:val="24"/>
+          <w:szCs w:val="24"/>
+        </w:rPr>
+        <w:t xml:space="preserve"> permitted in the classroom.</w:t>
       </w:r>
     </w:p>
     <w:p>
@@ -6523,7 +6833,25 @@
           <w:sz w:val="24"/>
           <w:szCs w:val="24"/>
         </w:rPr>
-        <w:t>You are encouraged to think critically and ask stimulating questions, but always respect your fellow students and your instructor.</w:t>
+        <w:t xml:space="preserve">You are encouraged to think critically and ask stimulating </w:t>
+      </w:r>
+      <w:proofErr w:type="gramStart"/>
+      <w:r>
+        <w:rPr>
+          <w:rFonts w:ascii="Times New Roman" w:hAnsi="Times New Roman" w:cs="Times New Roman"/>
+          <w:sz w:val="24"/>
+          <w:szCs w:val="24"/>
+        </w:rPr>
+        <w:t>questions, but</w:t>
+      </w:r>
+      <w:proofErr w:type="gramEnd"/>
+      <w:r>
+        <w:rPr>
+          <w:rFonts w:ascii="Times New Roman" w:hAnsi="Times New Roman" w:cs="Times New Roman"/>
+          <w:sz w:val="24"/>
+          <w:szCs w:val="24"/>
+        </w:rPr>
+        <w:t xml:space="preserve"> always respect your fellow students and your instructor.</w:t>
       </w:r>
     </w:p>
     <w:p>
@@ -6575,7 +6903,25 @@
           <w:sz w:val="24"/>
           <w:szCs w:val="24"/>
         </w:rPr>
-        <w:t xml:space="preserve">class in the Fall will be an </w:t>
+        <w:t xml:space="preserve">class in the Fall will </w:t>
+      </w:r>
+      <w:proofErr w:type="gramStart"/>
+      <w:r>
+        <w:rPr>
+          <w:rFonts w:ascii="Times New Roman" w:hAnsi="Times New Roman" w:cs="Times New Roman"/>
+          <w:sz w:val="24"/>
+          <w:szCs w:val="24"/>
+        </w:rPr>
+        <w:t>be</w:t>
+      </w:r>
+      <w:proofErr w:type="gramEnd"/>
+      <w:r>
+        <w:rPr>
+          <w:rFonts w:ascii="Times New Roman" w:hAnsi="Times New Roman" w:cs="Times New Roman"/>
+          <w:sz w:val="24"/>
+          <w:szCs w:val="24"/>
+        </w:rPr>
+        <w:t xml:space="preserve"> an </w:t>
       </w:r>
       <w:r>
         <w:rPr>
@@ -6607,7 +6953,25 @@
           <w:sz w:val="24"/>
           <w:szCs w:val="24"/>
         </w:rPr>
-        <w:t xml:space="preserve">The class schedule has followed this guidance. However, the schedule maybe </w:t>
+        <w:t xml:space="preserve">The class schedule has followed this guidance. However, the schedule </w:t>
+      </w:r>
+      <w:proofErr w:type="gramStart"/>
+      <w:r>
+        <w:rPr>
+          <w:rFonts w:ascii="Times New Roman" w:hAnsi="Times New Roman" w:cs="Times New Roman"/>
+          <w:sz w:val="24"/>
+          <w:szCs w:val="24"/>
+        </w:rPr>
+        <w:t>maybe</w:t>
+      </w:r>
+      <w:proofErr w:type="gramEnd"/>
+      <w:r>
+        <w:rPr>
+          <w:rFonts w:ascii="Times New Roman" w:hAnsi="Times New Roman" w:cs="Times New Roman"/>
+          <w:sz w:val="24"/>
+          <w:szCs w:val="24"/>
+        </w:rPr>
+        <w:t xml:space="preserve"> </w:t>
       </w:r>
       <w:r>
         <w:rPr>
@@ -6774,7 +7138,25 @@
           <w:sz w:val="24"/>
           <w:szCs w:val="24"/>
         </w:rPr>
-        <w:t xml:space="preserve">The University of Central Arkansas affirms its commitment to academic integrity and expects all members of the university community to accept shared responsibility for maintaining academic integrity. Students in this course are subject to the provisions of the university’s Academic Integrity Policy, approved by the Board of Trustees as Board Policy No. 709 on February 10, 2010, and published in the </w:t>
+        <w:t xml:space="preserve">The University of Central Arkansas affirms its commitment to academic integrity and expects all members of the university community to accept shared responsibility for maintaining academic integrity. Students </w:t>
+      </w:r>
+      <w:proofErr w:type="gramStart"/>
+      <w:r>
+        <w:rPr>
+          <w:rFonts w:ascii="Times New Roman" w:hAnsi="Times New Roman" w:cs="Times New Roman"/>
+          <w:sz w:val="24"/>
+          <w:szCs w:val="24"/>
+        </w:rPr>
+        <w:t>in</w:t>
+      </w:r>
+      <w:proofErr w:type="gramEnd"/>
+      <w:r>
+        <w:rPr>
+          <w:rFonts w:ascii="Times New Roman" w:hAnsi="Times New Roman" w:cs="Times New Roman"/>
+          <w:sz w:val="24"/>
+          <w:szCs w:val="24"/>
+        </w:rPr>
+        <w:t xml:space="preserve"> this course are subject to the provisions of the university’s Academic Integrity Policy, approved by the Board of Trustees as Board Policy No. 709 on February 10, 2010, and published in the </w:t>
       </w:r>
       <w:r>
         <w:rPr>
@@ -6791,16 +7173,36 @@
           <w:sz w:val="24"/>
           <w:szCs w:val="24"/>
         </w:rPr>
-        <w:t>. Penalties for academic misconduct in this course may include a failing grade on an assignment, a failing grade in the course, or any other course-related sanction the instructor determines to be appropriate. Continued enrollment in this course affirms a student’s acceptance of this university policy.</w:t>
+        <w:t xml:space="preserve">. Penalties for academic misconduct in this course may include a failing grade on an assignment, a failing grade in the course, or any other course-related sanction the instructor determines to be appropriate. Continued enrollment </w:t>
+      </w:r>
+      <w:proofErr w:type="gramStart"/>
+      <w:r>
+        <w:rPr>
+          <w:rFonts w:ascii="Times New Roman" w:hAnsi="Times New Roman" w:cs="Times New Roman"/>
+          <w:sz w:val="24"/>
+          <w:szCs w:val="24"/>
+        </w:rPr>
+        <w:t>in</w:t>
+      </w:r>
+      <w:proofErr w:type="gramEnd"/>
+      <w:r>
+        <w:rPr>
+          <w:rFonts w:ascii="Times New Roman" w:hAnsi="Times New Roman" w:cs="Times New Roman"/>
+          <w:sz w:val="24"/>
+          <w:szCs w:val="24"/>
+        </w:rPr>
+        <w:t xml:space="preserve"> this course affirms a student’s acceptance of this university policy.</w:t>
       </w:r>
     </w:p>
     <w:p>
       <w:pPr>
         <w:pStyle w:val="Heading1"/>
       </w:pPr>
+      <w:proofErr w:type="gramStart"/>
       <w:r>
         <w:t>Accommodations</w:t>
       </w:r>
+      <w:proofErr w:type="gramEnd"/>
     </w:p>
     <w:p>
       <w:pPr>
@@ -6820,7 +7222,29 @@
           <w:szCs w:val="24"/>
           <w:lang w:eastAsia="en-US"/>
         </w:rPr>
-        <w:t>The University of Central Arkansas adheres to the requirements of the Americans with Disabilities Act. If you need an accommodation under this Act due to a disability, please contact the Office of Accessibility Resources and Services (OARS), 450-3613.</w:t>
+        <w:t xml:space="preserve">The University of Central Arkansas adheres to the requirements of the Americans with Disabilities Act. If you need </w:t>
+      </w:r>
+      <w:proofErr w:type="gramStart"/>
+      <w:r>
+        <w:rPr>
+          <w:rFonts w:ascii="Times New Roman" w:eastAsia="Times New Roman" w:hAnsi="Times New Roman" w:cs="Times New Roman"/>
+          <w:snapToGrid w:val="0"/>
+          <w:sz w:val="24"/>
+          <w:szCs w:val="24"/>
+          <w:lang w:eastAsia="en-US"/>
+        </w:rPr>
+        <w:t>an accommodation</w:t>
+      </w:r>
+      <w:proofErr w:type="gramEnd"/>
+      <w:r>
+        <w:rPr>
+          <w:rFonts w:ascii="Times New Roman" w:eastAsia="Times New Roman" w:hAnsi="Times New Roman" w:cs="Times New Roman"/>
+          <w:snapToGrid w:val="0"/>
+          <w:sz w:val="24"/>
+          <w:szCs w:val="24"/>
+          <w:lang w:eastAsia="en-US"/>
+        </w:rPr>
+        <w:t xml:space="preserve"> under this Act due to a disability, please contact the Office of Accessibility Resources and Services (OARS), 450-3613.</w:t>
       </w:r>
     </w:p>
     <w:p>
@@ -6895,7 +7319,25 @@
           <w:sz w:val="24"/>
           <w:szCs w:val="24"/>
         </w:rPr>
-        <w:t>The University of Central Arkansas is dedicated to attracting and supporting a diverse student, faculty, and staff population and enhanced multicultural learning opportunities. We value the opportunity to work, learn, and develop in a community that embraces the diversity of individuals and ideas, including race, ethnicity, religion, spiritual beliefs, national origin, age, gender, marital status, socioeconomic background, sexual orientation, physical ability, political affiliation, and intellectual perspective (</w:t>
+        <w:t xml:space="preserve">The University of Central Arkansas is dedicated to attracting and supporting </w:t>
+      </w:r>
+      <w:proofErr w:type="gramStart"/>
+      <w:r>
+        <w:rPr>
+          <w:rFonts w:ascii="Times New Roman" w:hAnsi="Times New Roman" w:cs="Times New Roman"/>
+          <w:sz w:val="24"/>
+          <w:szCs w:val="24"/>
+        </w:rPr>
+        <w:t>a diverse</w:t>
+      </w:r>
+      <w:proofErr w:type="gramEnd"/>
+      <w:r>
+        <w:rPr>
+          <w:rFonts w:ascii="Times New Roman" w:hAnsi="Times New Roman" w:cs="Times New Roman"/>
+          <w:sz w:val="24"/>
+          <w:szCs w:val="24"/>
+        </w:rPr>
+        <w:t xml:space="preserve"> student, faculty, and staff population and enhanced multicultural learning opportunities. We value the opportunity to work, learn, and develop in a community that embraces the diversity of individuals and ideas, including race, ethnicity, religion, spiritual beliefs, national origin, age, gender, marital status, socioeconomic background, sexual orientation, physical ability, political affiliation, and intellectual perspective (</w:t>
       </w:r>
       <w:hyperlink r:id="rId13" w:history="1">
         <w:r>
@@ -6944,7 +7386,29 @@
           <w:szCs w:val="24"/>
           <w:lang w:eastAsia="en-US"/>
         </w:rPr>
-        <w:t xml:space="preserve">In furtherance of its core values— academic vitality, integrity, and diversity—UCA is dedicated to promoting a campus community free from discrimination. Title IX of the Education Amendments Act of 1972 requires all educational institutions to address gender-based discrimination on campus, and UCA implements these Federal requirements through a fair, consistent, and appropriate process of investigation and adjudication. Please see UCA’s Title IX </w:t>
+        <w:t xml:space="preserve">In furtherance of its core values— academic vitality, integrity, and </w:t>
+      </w:r>
+      <w:proofErr w:type="gramStart"/>
+      <w:r>
+        <w:rPr>
+          <w:rFonts w:ascii="Times New Roman" w:eastAsia="Times New Roman" w:hAnsi="Times New Roman" w:cs="Times New Roman"/>
+          <w:snapToGrid w:val="0"/>
+          <w:sz w:val="24"/>
+          <w:szCs w:val="24"/>
+          <w:lang w:eastAsia="en-US"/>
+        </w:rPr>
+        <w:t>diversity—</w:t>
+      </w:r>
+      <w:proofErr w:type="gramEnd"/>
+      <w:r>
+        <w:rPr>
+          <w:rFonts w:ascii="Times New Roman" w:eastAsia="Times New Roman" w:hAnsi="Times New Roman" w:cs="Times New Roman"/>
+          <w:snapToGrid w:val="0"/>
+          <w:sz w:val="24"/>
+          <w:szCs w:val="24"/>
+          <w:lang w:eastAsia="en-US"/>
+        </w:rPr>
+        <w:t xml:space="preserve">UCA is dedicated to promoting a campus community free from discrimination. Title IX of the Education Amendments Act of 1972 requires all educational institutions to address gender-based discrimination on campus, and UCA implements these Federal requirements through a fair, consistent, and appropriate process of investigation and adjudication. Please see UCA’s Title IX </w:t>
       </w:r>
       <w:r>
         <w:rPr>
@@ -6979,8 +7443,20 @@
           <w:szCs w:val="24"/>
           <w:lang w:eastAsia="en-US"/>
         </w:rPr>
-        <w:t>) for the university’s policy, relevant forms, training opportunities, and related information.</w:t>
-      </w:r>
+        <w:t>) for the university’s policy, relevant</w:t>
+      </w:r>
+      <w:proofErr w:type="gramStart"/>
+      <w:r>
+        <w:rPr>
+          <w:rFonts w:ascii="Times New Roman" w:eastAsia="Times New Roman" w:hAnsi="Times New Roman" w:cs="Times New Roman"/>
+          <w:snapToGrid w:val="0"/>
+          <w:sz w:val="24"/>
+          <w:szCs w:val="24"/>
+          <w:lang w:eastAsia="en-US"/>
+        </w:rPr>
+        <w:t xml:space="preserve"> forms, training opportunities, and related information.</w:t>
+      </w:r>
+      <w:proofErr w:type="gramEnd"/>
     </w:p>
     <w:p>
       <w:pPr>
